--- a/String Mathematics/Syllabus-Learning/module-2/String-Mathematics-Module-2-Ratio-Lineage.docx
+++ b/String Mathematics/Syllabus-Learning/module-2/String-Mathematics-Module-2-Ratio-Lineage.docx
@@ -169,7 +169,7 @@
         <w:t xml:space="preserve"> </w:t>
       </w:r>
       <w:r>
-        <w:t xml:space="preserve">1</w:t>
+        <w:t xml:space="preserve">2</w:t>
       </w:r>
     </w:p>
     <w:sdt>
@@ -225,13 +225,13 @@
           <w:bCs/>
           <w:b/>
         </w:rPr>
-        <w:t xml:space="preserve">Version 1.</w:t>
-      </w:r>
-      <w:r>
-        <w:t xml:space="preserve"> </w:t>
-      </w:r>
-      <w:r>
-        <w:t xml:space="preserve">Prerequisite: Module 1, §1–§11.</w:t>
+        <w:t xml:space="preserve">Version 2.</w:t>
+      </w:r>
+      <w:r>
+        <w:t xml:space="preserve"> </w:t>
+      </w:r>
+      <w:r>
+        <w:t xml:space="preserve">Prerequisite: Module 1, §1–§11. See §16 for the revision history.</w:t>
       </w:r>
     </w:p>
     <w:p>
@@ -2344,7 +2344,11 @@
           <w:p>
             <w:pPr>
               <w:pStyle w:val="Compact"/>
+              <w:jc w:val="left"/>
             </w:pPr>
+            <w:r>
+              <w:t xml:space="preserve">What the comparison carries</w:t>
+            </w:r>
           </w:p>
         </w:tc>
         <w:tc>
@@ -12909,19 +12913,150 @@
         </w:pict>
       </w:r>
     </w:p>
+    <w:bookmarkEnd w:id="71"/>
+    <w:bookmarkStart w:id="72" w:name="revision-history"/>
+    <w:p>
+      <w:pPr>
+        <w:pStyle w:val="Heading1"/>
+      </w:pPr>
+      <w:r>
+        <w:t xml:space="preserve">16. Revision History</w:t>
+      </w:r>
+    </w:p>
     <w:p>
       <w:pPr>
         <w:pStyle w:val="FirstParagraph"/>
+      </w:pPr>
+      <w:r>
+        <w:rPr>
+          <w:bCs/>
+          <w:b/>
+        </w:rPr>
+        <w:t xml:space="preserve">Version 2.</w:t>
+      </w:r>
+      <w:r>
+        <w:t xml:space="preserve"> </w:t>
+      </w:r>
+      <w:r>
+        <w:rPr>
+          <w:bCs/>
+          <w:b/>
+        </w:rPr>
+        <w:t xml:space="preserve">Table audit.</w:t>
+      </w:r>
+      <w:r>
+        <w:t xml:space="preserve"> </w:t>
+      </w:r>
+      <w:r>
+        <w:t xml:space="preserve">Every table in this module was checked for blank cells and for rows whose width did not match their header.</w:t>
+      </w:r>
+      <w:r>
+        <w:t xml:space="preserve"> </w:t>
+      </w:r>
+      <w:r>
+        <w:rPr>
+          <w:bCs/>
+          <w:b/>
+        </w:rPr>
+        <w:t xml:space="preserve">The fault found was blank column headings</w:t>
+      </w:r>
+      <w:r>
+        <w:t xml:space="preserve"> </w:t>
+      </w:r>
+      <w:r>
+        <w:t xml:space="preserve">— a column with no heading reads as missing information, and in a rendered document it simply appears empty. All are now labelled.</w:t>
+      </w:r>
+    </w:p>
+    <w:p>
+      <w:pPr>
+        <w:pStyle w:val="BodyText"/>
       </w:pPr>
       <w:r>
         <w:rPr>
           <w:iCs/>
           <w:i/>
         </w:rPr>
-        <w:t xml:space="preserve">End of Module 2, Version 1.</w:t>
-      </w:r>
-    </w:p>
-    <w:bookmarkEnd w:id="71"/>
+        <w:t xml:space="preserve">Method note, since it matters more than the fix:</w:t>
+      </w:r>
+      <w:r>
+        <w:t xml:space="preserve"> </w:t>
+      </w:r>
+      <w:r>
+        <w:t xml:space="preserve">the first hypothesis was that a</w:t>
+      </w:r>
+      <w:r>
+        <w:t xml:space="preserve"> </w:t>
+      </w:r>
+      <w:r>
+        <w:rPr>
+          <w:rStyle w:val="VerbatimChar"/>
+        </w:rPr>
+        <w:t xml:space="preserve">|</w:t>
+      </w:r>
+      <w:r>
+        <w:t xml:space="preserve"> </w:t>
+      </w:r>
+      <w:r>
+        <w:t xml:space="preserve">inside mathematics was splitting cells, which would have been a serious and silent corruption.</w:t>
+      </w:r>
+      <w:r>
+        <w:t xml:space="preserve"> </w:t>
+      </w:r>
+      <w:r>
+        <w:rPr>
+          <w:bCs/>
+          <w:b/>
+        </w:rPr>
+        <w:t xml:space="preserve">That was checked against the rendered document and proved false</w:t>
+      </w:r>
+      <w:r>
+        <w:t xml:space="preserve"> </w:t>
+      </w:r>
+      <w:r>
+        <w:t xml:space="preserve">— the converter’s cell-splitter is mathematics-aware. Had the fix been applied on the hypothesis rather than on the evidence, it would have mangled every notation in the syllabus to solve a problem that did not exist.</w:t>
+      </w:r>
+    </w:p>
+    <w:p>
+      <w:pPr>
+        <w:pStyle w:val="BodyText"/>
+      </w:pPr>
+      <w:r>
+        <w:t xml:space="preserve">One table corrected: §5’s comparison of the two lineages had an unlabelled first column, now</w:t>
+      </w:r>
+      <w:r>
+        <w:t xml:space="preserve"> </w:t>
+      </w:r>
+      <w:r>
+        <w:rPr>
+          <w:bCs/>
+          <w:b/>
+        </w:rPr>
+        <w:t xml:space="preserve">What the comparison carries</w:t>
+      </w:r>
+      <w:r>
+        <w:t xml:space="preserve">.</w:t>
+      </w:r>
+    </w:p>
+    <w:p>
+      <w:r>
+        <w:pict>
+          <v:rect style="width:0;height:1.5pt" o:hralign="center" o:hrstd="t" o:hr="t"/>
+        </w:pict>
+      </w:r>
+    </w:p>
+    <w:p>
+      <w:pPr>
+        <w:pStyle w:val="FirstParagraph"/>
+      </w:pPr>
+      <w:r>
+        <w:rPr>
+          <w:iCs/>
+          <w:i/>
+        </w:rPr>
+        <w:t xml:space="preserve">End of Module 2, Version 2.</w:t>
+      </w:r>
+    </w:p>
+    <w:bookmarkEnd w:id="72"/>
     <w:sectPr/>
   </w:body>
 </w:document>

--- a/String Mathematics/Syllabus-Learning/module-2/String-Mathematics-Module-2-Ratio-Lineage.docx
+++ b/String Mathematics/Syllabus-Learning/module-2/String-Mathematics-Module-2-Ratio-Lineage.docx
@@ -169,7 +169,7 @@
         <w:t xml:space="preserve"> </w:t>
       </w:r>
       <w:r>
-        <w:t xml:space="preserve">2</w:t>
+        <w:t xml:space="preserve">3</w:t>
       </w:r>
     </w:p>
     <w:sdt>
@@ -225,7 +225,7 @@
           <w:bCs/>
           <w:b/>
         </w:rPr>
-        <w:t xml:space="preserve">Version 2.</w:t>
+        <w:t xml:space="preserve">Version 3.</w:t>
       </w:r>
       <w:r>
         <w:t xml:space="preserve"> </w:t>
@@ -1403,15 +1403,15 @@
     <w:tbl>
       <w:tblPr>
         <w:tblStyle w:val="Table"/>
-        <w:tblW w:type="auto" w:w="0"/>
+        <w:tblW w:type="pct" w:w="5000"/>
         <w:tblLook w:firstRow="1" w:lastRow="0" w:firstColumn="0" w:lastColumn="0" w:noHBand="0" w:noVBand="0" w:val="0020"/>
         <w:jc w:val="start"/>
       </w:tblPr>
       <w:tblGrid>
-        <w:gridCol w:w="1980"/>
-        <w:gridCol w:w="1980"/>
-        <w:gridCol w:w="1980"/>
-        <w:gridCol w:w="1980"/>
+        <w:gridCol w:w="1267"/>
+        <w:gridCol w:w="1267"/>
+        <w:gridCol w:w="1584"/>
+        <w:gridCol w:w="3801"/>
       </w:tblGrid>
       <w:tr>
         <w:trPr>
@@ -2331,9 +2331,9 @@
         <w:jc w:val="start"/>
       </w:tblPr>
       <w:tblGrid>
-        <w:gridCol w:w="2640"/>
-        <w:gridCol w:w="2640"/>
-        <w:gridCol w:w="2640"/>
+        <w:gridCol w:w="2772"/>
+        <w:gridCol w:w="2138"/>
+        <w:gridCol w:w="3009"/>
       </w:tblGrid>
       <w:tr>
         <w:trPr>
@@ -2796,14 +2796,14 @@
     <w:tbl>
       <w:tblPr>
         <w:tblStyle w:val="Table"/>
-        <w:tblW w:type="auto" w:w="0"/>
+        <w:tblW w:type="pct" w:w="5000"/>
         <w:tblLook w:firstRow="1" w:lastRow="0" w:firstColumn="0" w:lastColumn="0" w:noHBand="0" w:noVBand="0" w:val="0020"/>
         <w:jc w:val="start"/>
       </w:tblPr>
       <w:tblGrid>
-        <w:gridCol w:w="2640"/>
-        <w:gridCol w:w="2640"/>
-        <w:gridCol w:w="2640"/>
+        <w:gridCol w:w="1900"/>
+        <w:gridCol w:w="1188"/>
+        <w:gridCol w:w="4831"/>
       </w:tblGrid>
       <w:tr>
         <w:trPr>
@@ -5312,9 +5312,9 @@
         <w:jc w:val="start"/>
       </w:tblPr>
       <w:tblGrid>
-        <w:gridCol w:w="2640"/>
-        <w:gridCol w:w="2640"/>
-        <w:gridCol w:w="2640"/>
+        <w:gridCol w:w="3009"/>
+        <w:gridCol w:w="2772"/>
+        <w:gridCol w:w="2138"/>
       </w:tblGrid>
       <w:tr>
         <w:trPr>
@@ -6380,10 +6380,10 @@
         <w:jc w:val="start"/>
       </w:tblPr>
       <w:tblGrid>
-        <w:gridCol w:w="1980"/>
-        <w:gridCol w:w="1980"/>
-        <w:gridCol w:w="1980"/>
-        <w:gridCol w:w="1980"/>
+        <w:gridCol w:w="316"/>
+        <w:gridCol w:w="1663"/>
+        <w:gridCol w:w="1504"/>
+        <w:gridCol w:w="4435"/>
       </w:tblGrid>
       <w:tr>
         <w:trPr>
@@ -7820,15 +7820,15 @@
     <w:tbl>
       <w:tblPr>
         <w:tblStyle w:val="Table"/>
-        <w:tblW w:type="auto" w:w="0"/>
+        <w:tblW w:type="pct" w:w="5000"/>
         <w:tblLook w:firstRow="1" w:lastRow="0" w:firstColumn="0" w:lastColumn="0" w:noHBand="0" w:noVBand="0" w:val="0020"/>
         <w:jc w:val="start"/>
       </w:tblPr>
       <w:tblGrid>
-        <w:gridCol w:w="1980"/>
-        <w:gridCol w:w="1980"/>
-        <w:gridCol w:w="1980"/>
-        <w:gridCol w:w="1980"/>
+        <w:gridCol w:w="475"/>
+        <w:gridCol w:w="1346"/>
+        <w:gridCol w:w="3722"/>
+        <w:gridCol w:w="2376"/>
       </w:tblGrid>
       <w:tr>
         <w:trPr>
@@ -10942,8 +10942,8 @@
         <w:jc w:val="start"/>
       </w:tblPr>
       <w:tblGrid>
-        <w:gridCol w:w="3960"/>
-        <w:gridCol w:w="3960"/>
+        <w:gridCol w:w="2851"/>
+        <w:gridCol w:w="5068"/>
       </w:tblGrid>
       <w:tr>
         <w:trPr>
@@ -11153,8 +11153,8 @@
         <w:jc w:val="start"/>
       </w:tblPr>
       <w:tblGrid>
-        <w:gridCol w:w="3960"/>
-        <w:gridCol w:w="3960"/>
+        <w:gridCol w:w="1108"/>
+        <w:gridCol w:w="6811"/>
       </w:tblGrid>
       <w:tr>
         <w:trPr>
@@ -11483,8 +11483,8 @@
         <w:jc w:val="start"/>
       </w:tblPr>
       <w:tblGrid>
-        <w:gridCol w:w="3960"/>
-        <w:gridCol w:w="3960"/>
+        <w:gridCol w:w="4356"/>
+        <w:gridCol w:w="3564"/>
       </w:tblGrid>
       <w:tr>
         <w:trPr>
@@ -12430,9 +12430,9 @@
         <w:jc w:val="start"/>
       </w:tblPr>
       <w:tblGrid>
-        <w:gridCol w:w="2640"/>
-        <w:gridCol w:w="2640"/>
-        <w:gridCol w:w="2640"/>
+        <w:gridCol w:w="1029"/>
+        <w:gridCol w:w="3247"/>
+        <w:gridCol w:w="3643"/>
       </w:tblGrid>
       <w:tr>
         <w:trPr>
@@ -12932,6 +12932,101 @@
           <w:bCs/>
           <w:b/>
         </w:rPr>
+        <w:t xml:space="preserve">Version 3.</w:t>
+      </w:r>
+      <w:r>
+        <w:t xml:space="preserve"> </w:t>
+      </w:r>
+      <w:r>
+        <w:rPr>
+          <w:bCs/>
+          <w:b/>
+        </w:rPr>
+        <w:t xml:space="preserve">Column widths.</w:t>
+      </w:r>
+      <w:r>
+        <w:t xml:space="preserve"> </w:t>
+      </w:r>
+      <w:r>
+        <w:t xml:space="preserve">The table audit in the previous version corrected blank headings but left a second fault untouched, because it examined the</w:t>
+      </w:r>
+      <w:r>
+        <w:t xml:space="preserve"> </w:t>
+      </w:r>
+      <w:r>
+        <w:rPr>
+          <w:iCs/>
+          <w:i/>
+        </w:rPr>
+        <w:t xml:space="preserve">source</w:t>
+      </w:r>
+      <w:r>
+        <w:t xml:space="preserve"> </w:t>
+      </w:r>
+      <w:r>
+        <w:t xml:space="preserve">rather than the</w:t>
+      </w:r>
+      <w:r>
+        <w:t xml:space="preserve"> </w:t>
+      </w:r>
+      <w:r>
+        <w:rPr>
+          <w:iCs/>
+          <w:i/>
+        </w:rPr>
+        <w:t xml:space="preserve">rendered document</w:t>
+      </w:r>
+      <w:r>
+        <w:t xml:space="preserve">.</w:t>
+      </w:r>
+      <w:r>
+        <w:t xml:space="preserve"> </w:t>
+      </w:r>
+      <w:r>
+        <w:rPr>
+          <w:bCs/>
+          <w:b/>
+        </w:rPr>
+        <w:t xml:space="preserve">Every table was being given equal column widths</w:t>
+      </w:r>
+      <w:r>
+        <w:t xml:space="preserve"> </w:t>
+      </w:r>
+      <w:r>
+        <w:t xml:space="preserve">— a uniform separator row carries no width information, so the converter divided the page evenly regardless of content. A column holding one symbol received the same space as one holding a full sentence, which crushed the long columns and left equations without room to display.</w:t>
+      </w:r>
+      <w:r>
+        <w:t xml:space="preserve"> </w:t>
+      </w:r>
+      <w:r>
+        <w:rPr>
+          <w:bCs/>
+          <w:b/>
+        </w:rPr>
+        <w:t xml:space="preserve">All 35 tables now carry separator widths proportional to their actual content.</w:t>
+      </w:r>
+    </w:p>
+    <w:p>
+      <w:pPr>
+        <w:pStyle w:val="BodyText"/>
+      </w:pPr>
+      <w:r>
+        <w:rPr>
+          <w:iCs/>
+          <w:i/>
+        </w:rPr>
+        <w:t xml:space="preserve">The source was correct throughout. What was wrong was the space the content was given to appear in — which is why a check on the source could not find it.</w:t>
+      </w:r>
+    </w:p>
+    <w:p>
+      <w:pPr>
+        <w:pStyle w:val="BodyText"/>
+      </w:pPr>
+      <w:r>
+        <w:rPr>
+          <w:bCs/>
+          <w:b/>
+        </w:rPr>
         <w:t xml:space="preserve">Version 2.</w:t>
       </w:r>
       <w:r>
@@ -13053,7 +13148,7 @@
           <w:iCs/>
           <w:i/>
         </w:rPr>
-        <w:t xml:space="preserve">End of Module 2, Version 2.</w:t>
+        <w:t xml:space="preserve">End of Module 2, Version 3.</w:t>
       </w:r>
     </w:p>
     <w:bookmarkEnd w:id="72"/>
